--- a/output/resumes/Resume_System_One_AI_Engineer.docx
+++ b/output/resumes/Resume_System_One_AI_Engineer.docx
@@ -56,7 +56,7 @@
           <w:color w:val="000000"/>
           <w:sz w:val="21"/>
         </w:rPr>
-        <w:t>AI Engineer with 4+ years delivering production ML systems, including RAG pipelines, agentic workflows, and computer-vision applications. Benchmarked retrieval-augmented generation pipelines achieving ~30% latency reduction and authored a peer-reviewed paper on multi-modal AI at ACM SIGACCESS ASSETS 2025. Proficient in LangChain, LangGraph, Python, and cloud infrastructure including AWS.</w:t>
+        <w:t>AI Engineer with 4+ years delivering production ML systems, including agentic workflows, RAG pipelines, and computer-vision applications. Benchmarked retrieval-augmented generation pipelines achieving ~30% latency reduction and published first-author research on multi-modal AI at ACM SIGACCESS ASSETS 2025. Proficient in LangChain, LangGraph, LlamaIndex, Python, and AWS cloud services.</w:t>
       </w:r>
     </w:p>
     <w:p>
@@ -83,7 +83,7 @@
           <w:color w:val="000000"/>
           <w:sz w:val="21"/>
         </w:rPr>
-        <w:t>Python, LangChain, LangGraph, LlamaIndex, RAG, Agentic Workflows, Prompt Engineering, Hugging Face, RAGAS, DeepEval, PyTorch, TensorFlow, scikit-learn, XGBoost, NLP, Computer Vision, Multi-Modal AI (VLMs, OCR), OpenCV, AWS, Docker, Kubernetes, FastAPI, CI/CD, SQL, Python, JavaScript, R, MongoDB, Firebase</w:t>
+        <w:t>GenAI/LLMOps: LangChain, LangGraph, LlamaIndex, Hugging Face, RAG, Agentic Workflows, Prompt Engineering, RAGAS, DeepEval, Applied ML/GenAI: PyTorch, TensorFlow, scikit-learn, XGBoost, OpenCV, NLP, Computer Vision, Multi-Modal AI (VLMs, OCR), Infrastructure: AWS, Docker, Kubernetes, FastAPI, CI/CD, Languages/Scripting: Python, SQL, JavaScript, R, Databases: MongoDB, Firebase, Frameworks/Tools/OS: React.js, Node.js, API Integration, Linux</w:t>
       </w:r>
     </w:p>
     <w:p>
@@ -137,7 +137,7 @@
           <w:color w:val="000000"/>
           <w:sz w:val="21"/>
         </w:rPr>
-        <w:t>Benchmarked 3+ RAG chunking strategies (fixed-size, semantic, recursive) using LangChain and Hugging Face, evaluating precision/recall/MRR and achieving ~30% retrieval latency reduction in production.</w:t>
+        <w:t>Benchmarked 3+ RAG chunking strategies (fixed-size, semantic, recursive) using LangChain and Hugging Face, evaluating precision, recall, and MRR, achieving ~30% retrieval latency reduction in production.</w:t>
       </w:r>
     </w:p>
     <w:p>
@@ -152,7 +152,7 @@
           <w:color w:val="000000"/>
           <w:sz w:val="21"/>
         </w:rPr>
-        <w:t>Tuned Pinecone vector-DB configuration and context-window management, achieving ~22% faster average response time across LLM-powered query pipelines.</w:t>
+        <w:t>Tuned Pinecone vector-DB configuration and context-window management, achieving ~22% faster average response time across end-to-end GenAI pipelines.</w:t>
       </w:r>
     </w:p>
     <w:p>
@@ -167,7 +167,7 @@
           <w:color w:val="000000"/>
           <w:sz w:val="21"/>
         </w:rPr>
-        <w:t>Applied prompt engineering techniques to optimize LLM outputs for retrieval accuracy and response quality in a distributed cloud environment.</w:t>
+        <w:t>Implemented and evaluated retrieval-augmented generation workflows covering data preparation, model integration, deployment, and performance monitoring.</w:t>
       </w:r>
     </w:p>
     <w:p>
@@ -206,7 +206,7 @@
           <w:color w:val="000000"/>
           <w:sz w:val="21"/>
         </w:rPr>
-        <w:t>Built a real-time computer-vision Android application using Kotlin, OpenCV 4.9, and Camera2 API, deploying on-device ML inference for form-field detection on Vuzix M400 smart glasses.</w:t>
+        <w:t>Built an Android app using Kotlin, OpenCV 4.9, and Camera2 API for Vuzix M400 smart glasses, performing real-time form-field detection via Canny edge detection, contour analysis, and perspective warp for on-device document processing.</w:t>
       </w:r>
     </w:p>
     <w:p>
@@ -221,7 +221,7 @@
           <w:color w:val="000000"/>
           <w:sz w:val="21"/>
         </w:rPr>
-        <w:t>Engineered an IoU-based spatial accuracy algorithm evaluated across 25 participants, achieving a 68% efficiency gain; conducted statistical usability analysis in R.</w:t>
+        <w:t>Engineered an IoU-based spatial accuracy algorithm across 25 blind participants, conducting Likert-scale usability analysis in R and achieving a 68% efficiency gain.</w:t>
       </w:r>
     </w:p>
     <w:p>
@@ -248,7 +248,7 @@
           <w:color w:val="000000"/>
           <w:sz w:val="22"/>
         </w:rPr>
-        <w:t>Community Developer — Bangalore, India</w:t>
+        <w:t>Software Developer — Remote, USA</w:t>
       </w:r>
     </w:p>
     <w:p>
@@ -260,7 +260,7 @@
           <w:color w:val="000000"/>
           <w:sz w:val="21"/>
         </w:rPr>
-        <w:t>Reddit Inc.   April 2023 - August 2024</w:t>
+        <w:t>CircleZapp   Dec 2024 - Feb 2025</w:t>
       </w:r>
     </w:p>
     <w:p>
@@ -275,7 +275,7 @@
           <w:color w:val="000000"/>
           <w:sz w:val="21"/>
         </w:rPr>
-        <w:t>Engineered Python and Reddit API-driven automation to detect spam, hate speech, and policy violations, achieving 92% real-time harmful-content identification accuracy.</w:t>
+        <w:t>Built an NLP-powered preference chatbot and a Six Degrees of Separation graph algorithm using NetworkX to autonomously match users across 10,000+ active accounts by shared interests, location, school, and community.</w:t>
       </w:r>
     </w:p>
     <w:p>
@@ -290,7 +290,7 @@
           <w:color w:val="000000"/>
           <w:sz w:val="21"/>
         </w:rPr>
-        <w:t>Built Python/YAML moderation bots on Reddit's Devvit platform for automated content filtering, reducing manual moderation workload by 40% across a team of 8 moderators.</w:t>
+        <w:t>Prototyped and A/B-tested 3 collaborative filtering variants against live behavioral data, lifting click-through rate by 12% in holdout tests; findings directly shaped 2 product feature releases.</w:t>
       </w:r>
     </w:p>
     <w:p>
@@ -305,7 +305,7 @@
           <w:color w:val="000000"/>
           <w:sz w:val="21"/>
         </w:rPr>
-        <w:t>Designed and deployed scalable NLP-based pipelines processing large text datasets to drive automated policy enforcement at platform scale.</w:t>
+        <w:t>Optimized graph indexing to cut average match latency from 800ms to 340ms, delivering both agentic features end-to-end within 3 months.</w:t>
       </w:r>
     </w:p>
     <w:p>
